--- a/diagramas/Análisis.docx
+++ b/diagramas/Análisis.docx
@@ -7,14 +7,18 @@
         <w:rPr>
           <w:b/>
           <w:bCs/>
+          <w:sz w:val="32"/>
+          <w:szCs w:val="32"/>
         </w:rPr>
       </w:pPr>
       <w:r>
         <w:rPr>
           <w:b/>
           <w:bCs/>
-        </w:rPr>
-        <w:t>1.1 Descripción de la solución</w:t>
+          <w:sz w:val="32"/>
+          <w:szCs w:val="32"/>
+        </w:rPr>
+        <w:t>Descripción de la solución</w:t>
       </w:r>
     </w:p>
     <w:p>
@@ -58,14 +62,18 @@
         <w:rPr>
           <w:b/>
           <w:bCs/>
+          <w:sz w:val="32"/>
+          <w:szCs w:val="32"/>
         </w:rPr>
       </w:pPr>
       <w:r>
         <w:rPr>
           <w:b/>
           <w:bCs/>
-        </w:rPr>
-        <w:t>1.2 Flujo de trabajo del sistema</w:t>
+          <w:sz w:val="32"/>
+          <w:szCs w:val="32"/>
+        </w:rPr>
+        <w:t>Flujo de trabajo del sistema</w:t>
       </w:r>
     </w:p>
     <w:p>
@@ -93,26 +101,88 @@
         <w:t>Finalmente, el personal de cocina podrá consultar el resultado final de los menús adaptados, visualizando tanto los platos generales como las sustituciones específicas necesarias para determinados comensales.</w:t>
       </w:r>
     </w:p>
+    <w:p>
+      <w:pPr>
+        <w:rPr>
+          <w:b/>
+          <w:bCs/>
+          <w:sz w:val="32"/>
+          <w:szCs w:val="32"/>
+        </w:rPr>
+      </w:pPr>
+      <w:r>
+        <w:rPr>
+          <w:b/>
+          <w:bCs/>
+          <w:sz w:val="32"/>
+          <w:szCs w:val="32"/>
+        </w:rPr>
+        <w:lastRenderedPageBreak/>
+        <w:t>Requisitos funcionales</w:t>
+      </w:r>
+    </w:p>
+    <w:p>
+      <w:pPr>
+        <w:rPr>
+          <w:b/>
+          <w:bCs/>
+        </w:rPr>
+      </w:pPr>
+      <w:r>
+        <w:rPr>
+          <w:b/>
+          <w:bCs/>
+        </w:rPr>
+        <w:t>Gestión de usuarios</w:t>
+      </w:r>
+    </w:p>
+    <w:p>
+      <w:r>
+        <w:t>RF-01. El sistema deberá permitir el acceso mediante distintos perfiles de usuario.</w:t>
+      </w:r>
+    </w:p>
+    <w:p>
+      <w:r>
+        <w:t>RF-02. El sistema deberá diferenciar permisos según el rol asignado.</w:t>
+      </w:r>
+    </w:p>
+    <w:p>
+      <w:r>
+        <w:t>RF-03. El personal de cocina solo podrá consultar la información de los menús.</w:t>
+      </w:r>
+    </w:p>
     <w:p/>
     <w:p>
       <w:pPr>
         <w:rPr>
           <w:b/>
           <w:bCs/>
-          <w:sz w:val="28"/>
-          <w:szCs w:val="28"/>
         </w:rPr>
       </w:pPr>
       <w:r>
         <w:rPr>
           <w:b/>
           <w:bCs/>
-          <w:sz w:val="28"/>
-          <w:szCs w:val="28"/>
-        </w:rPr>
-        <w:t>Requisitos funcionales</w:t>
-      </w:r>
-    </w:p>
+        </w:rPr>
+        <w:t>Gestión de comensales</w:t>
+      </w:r>
+    </w:p>
+    <w:p>
+      <w:r>
+        <w:t>RF-04. El sistema deberá permitir registrar comensales.</w:t>
+      </w:r>
+    </w:p>
+    <w:p>
+      <w:r>
+        <w:t>RF-05. El sistema deberá permitir asociar restricciones alimentarias a cada comensal.</w:t>
+      </w:r>
+    </w:p>
+    <w:p>
+      <w:r>
+        <w:t>RF-06. El sistema deberá permitir modificar la información de los comensales.</w:t>
+      </w:r>
+    </w:p>
+    <w:p/>
     <w:p>
       <w:pPr>
         <w:rPr>
@@ -125,22 +195,27 @@
           <w:b/>
           <w:bCs/>
         </w:rPr>
-        <w:t>Gestión de usuarios</w:t>
-      </w:r>
-    </w:p>
-    <w:p>
-      <w:r>
-        <w:t>RF-01. El sistema deberá permitir el acceso mediante distintos perfiles de usuario.</w:t>
-      </w:r>
-    </w:p>
-    <w:p>
-      <w:r>
-        <w:t>RF-02. El sistema deberá diferenciar permisos según el rol asignado.</w:t>
-      </w:r>
-    </w:p>
-    <w:p>
-      <w:r>
-        <w:t>RF-03. El personal de cocina solo podrá consultar la información de los menús.</w:t>
+        <w:t>Gestión de platos y menús</w:t>
+      </w:r>
+    </w:p>
+    <w:p>
+      <w:r>
+        <w:t>RF-07. El sistema deberá permitir crear platos.</w:t>
+      </w:r>
+    </w:p>
+    <w:p>
+      <w:r>
+        <w:t>RF-08. El sistema deberá permitir asociar restricciones incompatibles a cada plato.</w:t>
+      </w:r>
+    </w:p>
+    <w:p>
+      <w:r>
+        <w:t>RF-09. El sistema deberá permitir crear menús diarios.</w:t>
+      </w:r>
+    </w:p>
+    <w:p>
+      <w:r>
+        <w:t>RF-10. El sistema deberá permitir asignar platos para comida y cena.</w:t>
       </w:r>
     </w:p>
     <w:p/>
@@ -156,22 +231,22 @@
           <w:b/>
           <w:bCs/>
         </w:rPr>
-        <w:t>Gestión de comensales</w:t>
-      </w:r>
-    </w:p>
-    <w:p>
-      <w:r>
-        <w:t>RF-04. El sistema deberá permitir registrar comensales.</w:t>
-      </w:r>
-    </w:p>
-    <w:p>
-      <w:r>
-        <w:t>RF-05. El sistema deberá permitir asociar restricciones alimentarias a cada comensal.</w:t>
-      </w:r>
-    </w:p>
-    <w:p>
-      <w:r>
-        <w:t>RF-06. El sistema deberá permitir modificar la información de los comensales.</w:t>
+        <w:t>Validación y sustituciones</w:t>
+      </w:r>
+    </w:p>
+    <w:p>
+      <w:r>
+        <w:t>RF-11. El sistema deberá detectar incompatibilidades alimentarias automáticamente.</w:t>
+      </w:r>
+    </w:p>
+    <w:p>
+      <w:r>
+        <w:t>RF-12. El sistema deberá permitir asignar platos alternativos.</w:t>
+      </w:r>
+    </w:p>
+    <w:p>
+      <w:r>
+        <w:t>RF-13. El sistema deberá mostrar qué comensales requieren sustituciones.</w:t>
       </w:r>
     </w:p>
     <w:p/>
@@ -187,73 +262,6 @@
           <w:b/>
           <w:bCs/>
         </w:rPr>
-        <w:t>Gestión de platos y menús</w:t>
-      </w:r>
-    </w:p>
-    <w:p>
-      <w:r>
-        <w:t>RF-07. El sistema deberá permitir crear platos.</w:t>
-      </w:r>
-    </w:p>
-    <w:p>
-      <w:r>
-        <w:t>RF-08. El sistema deberá permitir asociar restricciones incompatibles a cada plato.</w:t>
-      </w:r>
-    </w:p>
-    <w:p>
-      <w:r>
-        <w:t>RF-09. El sistema deberá permitir crear menús diarios.</w:t>
-      </w:r>
-    </w:p>
-    <w:p>
-      <w:r>
-        <w:t>RF-10. El sistema deberá permitir asignar platos para comida y cena.</w:t>
-      </w:r>
-    </w:p>
-    <w:p/>
-    <w:p>
-      <w:pPr>
-        <w:rPr>
-          <w:b/>
-          <w:bCs/>
-        </w:rPr>
-      </w:pPr>
-      <w:r>
-        <w:rPr>
-          <w:b/>
-          <w:bCs/>
-        </w:rPr>
-        <w:t>Validación y sustituciones</w:t>
-      </w:r>
-    </w:p>
-    <w:p>
-      <w:r>
-        <w:t>RF-11. El sistema deberá detectar incompatibilidades alimentarias automáticamente.</w:t>
-      </w:r>
-    </w:p>
-    <w:p>
-      <w:r>
-        <w:t>RF-12. El sistema deberá permitir asignar platos alternativos.</w:t>
-      </w:r>
-    </w:p>
-    <w:p>
-      <w:r>
-        <w:t>RF-13. El sistema deberá mostrar qué comensales requieren sustituciones.</w:t>
-      </w:r>
-    </w:p>
-    <w:p/>
-    <w:p>
-      <w:pPr>
-        <w:rPr>
-          <w:b/>
-          <w:bCs/>
-        </w:rPr>
-      </w:pPr>
-      <w:r>
-        <w:rPr>
-          <w:b/>
-          <w:bCs/>
-        </w:rPr>
         <w:t>Consulta de información</w:t>
       </w:r>
     </w:p>
@@ -264,40 +272,41 @@
     </w:p>
     <w:p>
       <w:r>
+        <w:t>RF-15. El sistema deberá mostrar las adaptaciones necesarias para cada comensal.</w:t>
+      </w:r>
+    </w:p>
+    <w:p>
+      <w:r>
+        <w:br w:type="page"/>
+      </w:r>
+      <w:r>
+        <w:rPr>
+          <w:b/>
+          <w:bCs/>
+          <w:sz w:val="32"/>
+          <w:szCs w:val="32"/>
+        </w:rPr>
         <w:lastRenderedPageBreak/>
-        <w:t>RF-15. El sistema deberá mostrar las adaptaciones necesarias para cada comensal.</w:t>
-      </w:r>
-    </w:p>
-    <w:p/>
-    <w:p>
-      <w:pPr>
-        <w:rPr>
-          <w:b/>
-          <w:bCs/>
-          <w:sz w:val="28"/>
-          <w:szCs w:val="28"/>
-        </w:rPr>
-      </w:pPr>
-      <w:r>
-        <w:rPr>
-          <w:b/>
-          <w:bCs/>
-          <w:sz w:val="28"/>
-          <w:szCs w:val="28"/>
-        </w:rPr>
-        <w:t xml:space="preserve">Requisitos no </w:t>
-      </w:r>
-      <w:proofErr w:type="spellStart"/>
-      <w:r>
-        <w:rPr>
-          <w:b/>
-          <w:bCs/>
-          <w:sz w:val="28"/>
-          <w:szCs w:val="28"/>
-        </w:rPr>
-        <w:t>funcionaes</w:t>
-      </w:r>
-      <w:proofErr w:type="spellEnd"/>
+        <w:t>Requisitos no funciona</w:t>
+      </w:r>
+      <w:r>
+        <w:rPr>
+          <w:b/>
+          <w:bCs/>
+          <w:sz w:val="32"/>
+          <w:szCs w:val="32"/>
+        </w:rPr>
+        <w:t>l</w:t>
+      </w:r>
+      <w:r>
+        <w:rPr>
+          <w:b/>
+          <w:bCs/>
+          <w:sz w:val="32"/>
+          <w:szCs w:val="32"/>
+        </w:rPr>
+        <w:t>es</w:t>
+      </w:r>
     </w:p>
     <w:p>
       <w:pPr>
@@ -958,6 +967,7 @@
   <w:style w:type="character" w:default="1" w:styleId="Fuentedeprrafopredeter">
     <w:name w:val="Default Paragraph Font"/>
     <w:uiPriority w:val="1"/>
+    <w:semiHidden/>
     <w:unhideWhenUsed/>
   </w:style>
   <w:style w:type="table" w:default="1" w:styleId="Tablanormal">
